--- a/PasswordManager_Ashwini_R_USC_UCT.pdf.docx
+++ b/PasswordManager_Ashwini_R_USC_UCT.pdf.docx
@@ -1211,10 +1211,7 @@
         <w:t xml:space="preserve">Report submission (Github link)  : </w:t>
       </w:r>
       <w:r>
-        <w:rPr>
-          <w:b w:val="0"/>
-        </w:rPr>
-        <w:t>first make placeholder, copy the link.</w:t>
+        <w:t>https://github.com/Ashwini1017/upskillcampus.git</w:t>
       </w:r>
     </w:p>
     <w:p>
@@ -2807,7 +2804,7 @@
         </mc:Choice>
         <mc:Fallback>
           <w:pict>
-            <v:line w14:anchorId="29FE9FCC" id="Straight Connector 2" o:spid="_x0000_s1026" style="position:absolute;flip:y;z-index:251659264;visibility:visible;mso-wrap-style:square;mso-width-percent:0;mso-height-percent:0;mso-wrap-distance-left:9pt;mso-wrap-distance-top:0;mso-wrap-distance-right:9pt;mso-wrap-distance-bottom:0;mso-position-horizontal:absolute;mso-position-horizontal-relative:text;mso-position-vertical:absolute;mso-position-vertical-relative:text;mso-width-percent:0;mso-height-percent:0;mso-width-relative:margin;mso-height-relative:page" from="13.8pt,5.6pt" to="487.25pt,6.75pt" o:gfxdata="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" strokecolor="black [3213]">
+            <v:line w14:anchorId="3B7EADBA" id="Straight Connector 2" o:spid="_x0000_s1026" style="position:absolute;flip:y;z-index:251659264;visibility:visible;mso-wrap-style:square;mso-width-percent:0;mso-height-percent:0;mso-wrap-distance-left:9pt;mso-wrap-distance-top:0;mso-wrap-distance-right:9pt;mso-wrap-distance-bottom:0;mso-position-horizontal:absolute;mso-position-horizontal-relative:text;mso-position-vertical:absolute;mso-position-vertical-relative:text;mso-width-percent:0;mso-height-percent:0;mso-width-relative:margin;mso-height-relative:page" from="13.8pt,5.6pt" to="487.25pt,6.75pt" o:gfxdata="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" strokecolor="black [3213]">
               <o:lock v:ext="edit" shapetype="f"/>
             </v:line>
           </w:pict>

--- a/PasswordManager_Ashwini_R_USC_UCT.pdf.docx
+++ b/PasswordManager_Ashwini_R_USC_UCT.pdf.docx
@@ -1194,6 +1194,12 @@
       </w:pPr>
       <w:r>
         <w:t>Code submission (Github link)</w:t>
+      </w:r>
+      <w:r>
+        <w:t xml:space="preserve">   </w:t>
+      </w:r>
+      <w:r>
+        <w:t>https://github.com/Ashwini1017/upskillcampus.git</w:t>
       </w:r>
     </w:p>
     <w:p>
@@ -1802,7 +1808,7 @@
       </w:pPr>
       <w:r>
         <w:pict w14:anchorId="2427C348">
-          <v:rect id="_x0000_i1056" style="width:0;height:1.5pt" o:hralign="center" o:hrstd="t" o:hr="t" fillcolor="#a0a0a0" stroked="f"/>
+          <v:rect id="_x0000_i1025" style="width:0;height:1.5pt" o:hralign="center" o:hrstd="t" o:hr="t" fillcolor="#a0a0a0" stroked="f"/>
         </w:pict>
       </w:r>
     </w:p>
@@ -1864,7 +1870,7 @@
       </w:pPr>
       <w:r>
         <w:pict w14:anchorId="247B5F59">
-          <v:rect id="_x0000_i1057" style="width:0;height:1.5pt" o:hralign="center" o:hrstd="t" o:hr="t" fillcolor="#a0a0a0" stroked="f"/>
+          <v:rect id="_x0000_i1026" style="width:0;height:1.5pt" o:hralign="center" o:hrstd="t" o:hr="t" fillcolor="#a0a0a0" stroked="f"/>
         </w:pict>
       </w:r>
     </w:p>
@@ -9291,6 +9297,7 @@
   <w:style w:type="character" w:default="1" w:styleId="DefaultParagraphFont">
     <w:name w:val="Default Paragraph Font"/>
     <w:uiPriority w:val="1"/>
+    <w:semiHidden/>
     <w:unhideWhenUsed/>
   </w:style>
   <w:style w:type="table" w:default="1" w:styleId="TableNormal">
